--- a/ZSK_OKR.docx
+++ b/ZSK_OKR.docx
@@ -8,7 +8,7 @@
         <w:jc w:val="center"/>
       </w:pPr>
       <w:r>
-        <w:t>zsk 知识库 — OKR 项目管理表</w:t>
+        <w:t>zsk 知识库 — OKR 项目管理</w:t>
       </w:r>
     </w:p>
     <w:p/>
@@ -20,42 +20,22 @@
         <w:t>项目：</w:t>
       </w:r>
       <w:r>
-        <w:t>zsk — Agent 开发技术知识库</w:t>
-      </w:r>
-    </w:p>
-    <w:p>
-      <w:r>
-        <w:rPr>
-          <w:b/>
-        </w:rPr>
-        <w:t>总行数：</w:t>
-      </w:r>
-      <w:r>
-        <w:t xml:space="preserve">~2500 行 Python + 脚本 + 文档  |  </w:t>
+        <w:t xml:space="preserve">zsk — Agent 开发技术知识库    </w:t>
       </w:r>
       <w:r>
         <w:rPr>
           <w:b/>
         </w:rPr>
-        <w:t>CLI 命令：</w:t>
+        <w:t>代码：</w:t>
       </w:r>
       <w:r>
-        <w:t xml:space="preserve">14 个  |  </w:t>
+        <w:t xml:space="preserve">~2500 行 Python    </w:t>
       </w:r>
       <w:r>
         <w:rPr>
           <w:b/>
         </w:rPr>
-        <w:t>Skills：</w:t>
-      </w:r>
-      <w:r>
-        <w:t xml:space="preserve">2 个  |  </w:t>
-      </w:r>
-      <w:r>
-        <w:rPr>
-          <w:b/>
-        </w:rPr>
-        <w:t>外部依赖：</w:t>
+        <w:t>依赖：</w:t>
       </w:r>
       <w:r>
         <w:t>markdown（唯一）</w:t>
@@ -66,31 +46,28 @@
         <w:rPr>
           <w:b/>
         </w:rPr>
-        <w:t>迭代版本：</w:t>
+        <w:t>迭代：</w:t>
       </w:r>
       <w:r>
-        <w:t xml:space="preserve">v1.0 → v1.1 → v1.2 → v1.3 → v1.4  |  </w:t>
+        <w:t xml:space="preserve">v1.0 → v1.1 → v1.2 → v1.3 → v1.4（2026-06-16 ~ 2026-06-17）    </w:t>
       </w:r>
       <w:r>
         <w:rPr>
           <w:b/>
         </w:rPr>
-        <w:t>优化报告：</w:t>
+        <w:t>CLI：</w:t>
       </w:r>
       <w:r>
-        <w:t xml:space="preserve">5 份  |  </w:t>
+        <w:t xml:space="preserve">14 命令    </w:t>
       </w:r>
       <w:r>
         <w:rPr>
           <w:b/>
         </w:rPr>
-        <w:t>状态：</w:t>
+        <w:t>Skills：</w:t>
       </w:r>
       <w:r>
-        <w:rPr>
-          <w:color w:val="008000"/>
-        </w:rPr>
-        <w:t xml:space="preserve"> ✅ 全部完成</w:t>
+        <w:t>zsk-knowledge-base + zsk-build</w:t>
       </w:r>
     </w:p>
     <w:p/>
@@ -99,7 +76,7 @@
         <w:pStyle w:val="Heading1"/>
       </w:pPr>
       <w:r>
-        <w:t>O1：构建 Markdown 研报 → JSON 知识库的自动化管道</w:t>
+        <w:t>O1 [v1.0] 搭建研报→知识库的基础数据管道</w:t>
       </w:r>
     </w:p>
     <w:tbl>
@@ -136,7 +113,7 @@
         </w:tc>
         <w:tc>
           <w:tcPr>
-            <w:tcW w:type="dxa" w:w="3118"/>
+            <w:tcW w:type="dxa" w:w="2835"/>
             <w:shd w:fill="1a5276"/>
           </w:tcPr>
           <w:p>
@@ -154,7 +131,7 @@
         </w:tc>
         <w:tc>
           <w:tcPr>
-            <w:tcW w:type="dxa" w:w="4252"/>
+            <w:tcW w:type="dxa" w:w="4819"/>
             <w:shd w:fill="1a5276"/>
           </w:tcPr>
           <w:p>
@@ -166,13 +143,13 @@
                 <w:color w:val="FFFFFF"/>
                 <w:sz w:val="18"/>
               </w:rPr>
-              <w:t>交付物 / 度量</w:t>
+              <w:t>度量 / 验证</w:t>
             </w:r>
           </w:p>
         </w:tc>
         <w:tc>
           <w:tcPr>
-            <w:tcW w:type="dxa" w:w="1134"/>
+            <w:tcW w:type="dxa" w:w="850"/>
             <w:shd w:fill="1a5276"/>
           </w:tcPr>
           <w:p>
@@ -208,7 +185,7 @@
         </w:tc>
         <w:tc>
           <w:tcPr>
-            <w:tcW w:type="dxa" w:w="3118"/>
+            <w:tcW w:type="dxa" w:w="2835"/>
           </w:tcPr>
           <w:p>
             <w:r/>
@@ -218,13 +195,13 @@
                 <w:b w:val="0"/>
                 <w:sz w:val="18"/>
               </w:rPr>
-              <w:t>CLI 工具上线，支持知识库全生命周期管理</w:t>
+              <w:t>完成需求分析与系统设计，对齐 6 项关键决策</w:t>
             </w:r>
           </w:p>
         </w:tc>
         <w:tc>
           <w:tcPr>
-            <w:tcW w:type="dxa" w:w="4252"/>
+            <w:tcW w:type="dxa" w:w="4819"/>
           </w:tcPr>
           <w:p>
             <w:r/>
@@ -234,17 +211,13 @@
                 <w:b w:val="0"/>
                 <w:sz w:val="18"/>
               </w:rPr>
-              <w:t>kb.py，14 个命令：build / add / edit / delete /</w:t>
-              <w:br/>
-              <w:t>search / list / show / stats / export / setup /</w:t>
-              <w:br/>
-              <w:t>reorganize / dedup / import</w:t>
+              <w:t>REQUIREMENTS.md：本体分类体系（8 大类 × 5~6 子类）、JSON 数据模型（12 字段 KnowledgeNode）、导入策略（混合模式）、优先级 P1~P5、零跨树关系、完整 Markdown 渲染。用户确认全部 6 项后开始编码。</w:t>
             </w:r>
           </w:p>
         </w:tc>
         <w:tc>
           <w:tcPr>
-            <w:tcW w:type="dxa" w:w="1134"/>
+            <w:tcW w:type="dxa" w:w="850"/>
           </w:tcPr>
           <w:p>
             <w:r/>
@@ -252,10 +225,9 @@
               <w:rPr>
                 <w:rFonts w:ascii="Arial" w:hAnsi="Arial"/>
                 <w:b w:val="0"/>
-                <w:color w:val="008000"/>
                 <w:sz w:val="18"/>
               </w:rPr>
-              <w:t>✅ 完成</w:t>
+              <w:t>已完成</w:t>
             </w:r>
           </w:p>
         </w:tc>
@@ -280,7 +252,7 @@
         </w:tc>
         <w:tc>
           <w:tcPr>
-            <w:tcW w:type="dxa" w:w="3118"/>
+            <w:tcW w:type="dxa" w:w="2835"/>
             <w:shd w:fill="eaf2f8"/>
           </w:tcPr>
           <w:p>
@@ -291,13 +263,13 @@
                 <w:b w:val="0"/>
                 <w:sz w:val="18"/>
               </w:rPr>
-              <w:t>8 大本体分类体系完整实现</w:t>
+              <w:t>实现 MD 研报解析引擎：代码块安全处理 + 分类继承</w:t>
             </w:r>
           </w:p>
         </w:tc>
         <w:tc>
           <w:tcPr>
-            <w:tcW w:type="dxa" w:w="4252"/>
+            <w:tcW w:type="dxa" w:w="4819"/>
             <w:shd w:fill="eaf2f8"/>
           </w:tcPr>
           <w:p>
@@ -308,19 +280,13 @@
                 <w:b w:val="0"/>
                 <w:sz w:val="18"/>
               </w:rPr>
-              <w:t>kb_ontology.py：架构设计、规划与推理、</w:t>
-              <w:br/>
-              <w:t>工具调用、记忆系统、多智能体协作、</w:t>
-              <w:br/>
-              <w:t>RAG 与知识增强、评估与评测、安全与对齐</w:t>
-              <w:br/>
-              <w:t>每个分类 5~6 个二级分类</w:t>
+              <w:t>kb_import.py（550 行）。围栏检测跳过代码块内 `#`（误解析率 0）；H2→概念 / H3→子概念自动拆分；章节标题关键词映射 8 大分类；子节点自动继承父节点分类；三种导入模式：直接 / --dry-run / -i 交互式。</w:t>
             </w:r>
           </w:p>
         </w:tc>
         <w:tc>
           <w:tcPr>
-            <w:tcW w:type="dxa" w:w="1134"/>
+            <w:tcW w:type="dxa" w:w="850"/>
             <w:shd w:fill="eaf2f8"/>
           </w:tcPr>
           <w:p>
@@ -329,10 +295,9 @@
               <w:rPr>
                 <w:rFonts w:ascii="Arial" w:hAnsi="Arial"/>
                 <w:b w:val="0"/>
-                <w:color w:val="008000"/>
                 <w:sz w:val="18"/>
               </w:rPr>
-              <w:t>✅ 完成</w:t>
+              <w:t>已完成</w:t>
             </w:r>
           </w:p>
         </w:tc>
@@ -356,7 +321,7 @@
         </w:tc>
         <w:tc>
           <w:tcPr>
-            <w:tcW w:type="dxa" w:w="3118"/>
+            <w:tcW w:type="dxa" w:w="2835"/>
           </w:tcPr>
           <w:p>
             <w:r/>
@@ -366,13 +331,13 @@
                 <w:b w:val="0"/>
                 <w:sz w:val="18"/>
               </w:rPr>
-              <w:t>MD 研报解析 + 节点提取 + 自动分类</w:t>
+              <w:t>构建 JSON 知识库核心数据模型 + CLI 工具</w:t>
             </w:r>
           </w:p>
         </w:tc>
         <w:tc>
           <w:tcPr>
-            <w:tcW w:type="dxa" w:w="4252"/>
+            <w:tcW w:type="dxa" w:w="4819"/>
           </w:tcPr>
           <w:p>
             <w:r/>
@@ -382,19 +347,13 @@
                 <w:b w:val="0"/>
                 <w:sz w:val="18"/>
               </w:rPr>
-              <w:t>kb_import.py：代码块安全处理（围栏检测）、</w:t>
-              <w:br/>
-              <w:t>H2→概念/H3→子概念 自动拆分、</w:t>
-              <w:br/>
-              <w:t>章节标题→分类映射、分类继承、</w:t>
-              <w:br/>
-              <w:t>&lt;!-- kb: --&gt; 手动标注支持</w:t>
+              <w:t>kb_core.py（341 行）+ kb.py（564 行）。KnowledgeNode 数据类 + KnowledgeBase CRUD；CLI 初始 11 个命令；kb_ontology.py：8 分类 × 5~6 二级分类 + 标签规范 + 优先级色标。验证：两份测试研报导入 → 20+13 节点，分类/父子/继承全部正确。</w:t>
             </w:r>
           </w:p>
         </w:tc>
         <w:tc>
           <w:tcPr>
-            <w:tcW w:type="dxa" w:w="1134"/>
+            <w:tcW w:type="dxa" w:w="850"/>
           </w:tcPr>
           <w:p>
             <w:r/>
@@ -402,10 +361,9 @@
               <w:rPr>
                 <w:rFonts w:ascii="Arial" w:hAnsi="Arial"/>
                 <w:b w:val="0"/>
-                <w:color w:val="008000"/>
                 <w:sz w:val="18"/>
               </w:rPr>
-              <w:t>✅ 完成</w:t>
+              <w:t>已完成</w:t>
             </w:r>
           </w:p>
         </w:tc>
@@ -430,7 +388,7 @@
         </w:tc>
         <w:tc>
           <w:tcPr>
-            <w:tcW w:type="dxa" w:w="3118"/>
+            <w:tcW w:type="dxa" w:w="2835"/>
             <w:shd w:fill="eaf2f8"/>
           </w:tcPr>
           <w:p>
@@ -441,13 +399,13 @@
                 <w:b w:val="0"/>
                 <w:sz w:val="18"/>
               </w:rPr>
-              <w:t>多报告合并导入，避免概念分裂</w:t>
+              <w:t>实现多报告合并导入，相同概念不分裂</w:t>
             </w:r>
           </w:p>
         </w:tc>
         <w:tc>
           <w:tcPr>
-            <w:tcW w:type="dxa" w:w="4252"/>
+            <w:tcW w:type="dxa" w:w="4819"/>
             <w:shd w:fill="eaf2f8"/>
           </w:tcPr>
           <w:p>
@@ -458,19 +416,13 @@
                 <w:b w:val="0"/>
                 <w:sz w:val="18"/>
               </w:rPr>
-              <w:t>kb_core.merge_node()：按 category+title</w:t>
-              <w:br/>
-              <w:t>匹配合并；内容追加、标签取并、</w:t>
-              <w:br/>
-              <w:t>优先级取最高、子节点去重</w:t>
-              <w:br/>
-              <w:t>效果：2 份研报 33→19 节点，节省 42%</w:t>
+              <w:t>kb_core.merge_node()：按 category+title 匹配。命中→合并（内容追加、标签取并、优先级取最高、子节点去重、来源文件拼接）；未命中→新建。实测：2 份研报 33→19 节点，节省 42%。</w:t>
             </w:r>
           </w:p>
         </w:tc>
         <w:tc>
           <w:tcPr>
-            <w:tcW w:type="dxa" w:w="1134"/>
+            <w:tcW w:type="dxa" w:w="850"/>
             <w:shd w:fill="eaf2f8"/>
           </w:tcPr>
           <w:p>
@@ -479,10 +431,75 @@
               <w:rPr>
                 <w:rFonts w:ascii="Arial" w:hAnsi="Arial"/>
                 <w:b w:val="0"/>
-                <w:color w:val="008000"/>
                 <w:sz w:val="18"/>
               </w:rPr>
-              <w:t>✅ 完成</w:t>
+              <w:t>已完成</w:t>
+            </w:r>
+          </w:p>
+        </w:tc>
+      </w:tr>
+      <w:tr>
+        <w:tc>
+          <w:tcPr>
+            <w:tcW w:type="dxa" w:w="850"/>
+          </w:tcPr>
+          <w:p>
+            <w:r/>
+            <w:r>
+              <w:rPr>
+                <w:rFonts w:ascii="Arial" w:hAnsi="Arial"/>
+                <w:b/>
+                <w:sz w:val="18"/>
+              </w:rPr>
+              <w:t>KR1.5</w:t>
+            </w:r>
+          </w:p>
+        </w:tc>
+        <w:tc>
+          <w:tcPr>
+            <w:tcW w:type="dxa" w:w="2835"/>
+          </w:tcPr>
+          <w:p>
+            <w:r/>
+            <w:r>
+              <w:rPr>
+                <w:rFonts w:ascii="Arial" w:hAnsi="Arial"/>
+                <w:b w:val="0"/>
+                <w:sz w:val="18"/>
+              </w:rPr>
+              <w:t>实现跨机器可移植性：路径自感知 + 一键注册</w:t>
+            </w:r>
+          </w:p>
+        </w:tc>
+        <w:tc>
+          <w:tcPr>
+            <w:tcW w:type="dxa" w:w="4819"/>
+          </w:tcPr>
+          <w:p>
+            <w:r/>
+            <w:r>
+              <w:rPr>
+                <w:rFonts w:ascii="Arial" w:hAnsi="Arial"/>
+                <w:b w:val="0"/>
+                <w:sz w:val="18"/>
+              </w:rPr>
+              <w:t>PROJECT_DIR = Path(__file__).resolve().parent（路径自感知）；kb.py setup 生成 ~/.hermes/skills/ 下的 skill，路径自动适配当前机器；移植：cp → pip install markdown → python3 kb.py setup → 完成；验证：cd /tmp &amp;&amp; python3 /path/to/kb.py stats，任意目录正常调用。</w:t>
+            </w:r>
+          </w:p>
+        </w:tc>
+        <w:tc>
+          <w:tcPr>
+            <w:tcW w:type="dxa" w:w="850"/>
+          </w:tcPr>
+          <w:p>
+            <w:r/>
+            <w:r>
+              <w:rPr>
+                <w:rFonts w:ascii="Arial" w:hAnsi="Arial"/>
+                <w:b w:val="0"/>
+                <w:sz w:val="18"/>
+              </w:rPr>
+              <w:t>已完成</w:t>
             </w:r>
           </w:p>
         </w:tc>
@@ -494,7 +511,7 @@
         <w:pStyle w:val="Heading1"/>
       </w:pPr>
       <w:r>
-        <w:t>O2：生成可交互的 HTML 知识树可视化</w:t>
+        <w:t>O2 [v1.1] 四层知识树可视化：从 8 根平铺到 1 根 4 层</w:t>
       </w:r>
     </w:p>
     <w:tbl>
@@ -531,7 +548,7 @@
         </w:tc>
         <w:tc>
           <w:tcPr>
-            <w:tcW w:type="dxa" w:w="3118"/>
+            <w:tcW w:type="dxa" w:w="2835"/>
             <w:shd w:fill="1a5276"/>
           </w:tcPr>
           <w:p>
@@ -549,7 +566,7 @@
         </w:tc>
         <w:tc>
           <w:tcPr>
-            <w:tcW w:type="dxa" w:w="4252"/>
+            <w:tcW w:type="dxa" w:w="4819"/>
             <w:shd w:fill="1a5276"/>
           </w:tcPr>
           <w:p>
@@ -561,13 +578,13 @@
                 <w:color w:val="FFFFFF"/>
                 <w:sz w:val="18"/>
               </w:rPr>
-              <w:t>交付物 / 度量</w:t>
+              <w:t>度量 / 验证</w:t>
             </w:r>
           </w:p>
         </w:tc>
         <w:tc>
           <w:tcPr>
-            <w:tcW w:type="dxa" w:w="1134"/>
+            <w:tcW w:type="dxa" w:w="850"/>
             <w:shd w:fill="1a5276"/>
           </w:tcPr>
           <w:p>
@@ -603,7 +620,7 @@
         </w:tc>
         <w:tc>
           <w:tcPr>
-            <w:tcW w:type="dxa" w:w="3118"/>
+            <w:tcW w:type="dxa" w:w="2835"/>
           </w:tcPr>
           <w:p>
             <w:r/>
@@ -613,13 +630,13 @@
                 <w:b w:val="0"/>
                 <w:sz w:val="18"/>
               </w:rPr>
-              <w:t>单文件零依赖 HTML，离线可用</w:t>
+              <w:t>重构知识树层级：8 个平级根 → 1 个主根 + 8 个分类容器（深度 2→4）</w:t>
             </w:r>
           </w:p>
         </w:tc>
         <w:tc>
           <w:tcPr>
-            <w:tcW w:type="dxa" w:w="4252"/>
+            <w:tcW w:type="dxa" w:w="4819"/>
           </w:tcPr>
           <w:p>
             <w:r/>
@@ -629,17 +646,13 @@
                 <w:b w:val="0"/>
                 <w:sz w:val="18"/>
               </w:rPr>
-              <w:t>kb_export.py：纯 HTML+CSS+vanilla JS，</w:t>
-              <w:br/>
-              <w:t>JSON 数据内嵌 &lt;script&gt;，零外部 JS/CSS</w:t>
-              <w:br/>
-              <w:t>浏览器直接打开即用</w:t>
+              <w:t>用户反馈三个问题：树太扁 / 缺主根 / 空节点无引导。kb_core.ensure_category_tree()（+91 行）：主根→分类容器→概念→子概念。踩坑：初版误移 H3 子节点导致父子断裂，加 parent_id 判断后修正。效果：根节点 8→1，最大深度 2→4。</w:t>
             </w:r>
           </w:p>
         </w:tc>
         <w:tc>
           <w:tcPr>
-            <w:tcW w:type="dxa" w:w="1134"/>
+            <w:tcW w:type="dxa" w:w="850"/>
           </w:tcPr>
           <w:p>
             <w:r/>
@@ -647,10 +660,9 @@
               <w:rPr>
                 <w:rFonts w:ascii="Arial" w:hAnsi="Arial"/>
                 <w:b w:val="0"/>
-                <w:color w:val="008000"/>
                 <w:sz w:val="18"/>
               </w:rPr>
-              <w:t>✅ 完成</w:t>
+              <w:t>已完成</w:t>
             </w:r>
           </w:p>
         </w:tc>
@@ -675,7 +687,7 @@
         </w:tc>
         <w:tc>
           <w:tcPr>
-            <w:tcW w:type="dxa" w:w="3118"/>
+            <w:tcW w:type="dxa" w:w="2835"/>
             <w:shd w:fill="eaf2f8"/>
           </w:tcPr>
           <w:p>
@@ -686,13 +698,13 @@
                 <w:b w:val="0"/>
                 <w:sz w:val="18"/>
               </w:rPr>
-              <w:t>四层知识树 + 交互功能</w:t>
+              <w:t>HTML 空白节点分级引导提示</w:t>
             </w:r>
           </w:p>
         </w:tc>
         <w:tc>
           <w:tcPr>
-            <w:tcW w:type="dxa" w:w="4252"/>
+            <w:tcW w:type="dxa" w:w="4819"/>
             <w:shd w:fill="eaf2f8"/>
           </w:tcPr>
           <w:p>
@@ -703,17 +715,13 @@
                 <w:b w:val="0"/>
                 <w:sz w:val="18"/>
               </w:rPr>
-              <w:t>主根 → 8 分类 → 概念 → 子概念（深度 4）</w:t>
-              <w:br/>
-              <w:t>点击展开/折叠；顶部搜索框实时过滤</w:t>
-              <w:br/>
-              <w:t>按标题/tag/content 匹配</w:t>
+              <w:t>kb_export.py selectNode 函数（+15 行）：主根→"AI Agent 开发技术全景知识体系…"；分类容器→"此节点为【分类名】分类容器…"；容器节点→"此节点包含 N 个子知识点…"；叶子节点→"（暂无详细内容）"。用户感知从"空白"变为有意义的导览。</w:t>
             </w:r>
           </w:p>
         </w:tc>
         <w:tc>
           <w:tcPr>
-            <w:tcW w:type="dxa" w:w="1134"/>
+            <w:tcW w:type="dxa" w:w="850"/>
             <w:shd w:fill="eaf2f8"/>
           </w:tcPr>
           <w:p>
@@ -722,10 +730,9 @@
               <w:rPr>
                 <w:rFonts w:ascii="Arial" w:hAnsi="Arial"/>
                 <w:b w:val="0"/>
-                <w:color w:val="008000"/>
                 <w:sz w:val="18"/>
               </w:rPr>
-              <w:t>✅ 完成</w:t>
+              <w:t>已完成</w:t>
             </w:r>
           </w:p>
         </w:tc>
@@ -749,7 +756,7 @@
         </w:tc>
         <w:tc>
           <w:tcPr>
-            <w:tcW w:type="dxa" w:w="3118"/>
+            <w:tcW w:type="dxa" w:w="2835"/>
           </w:tcPr>
           <w:p>
             <w:r/>
@@ -759,13 +766,13 @@
                 <w:b w:val="0"/>
                 <w:sz w:val="18"/>
               </w:rPr>
-              <w:t>优先级色标 + Markdown 完整渲染</w:t>
+              <w:t>HTML 可视化完整交付：搜索 / 色标 / 展开折叠 / Markdown / 响应式</w:t>
             </w:r>
           </w:p>
         </w:tc>
         <w:tc>
           <w:tcPr>
-            <w:tcW w:type="dxa" w:w="4252"/>
+            <w:tcW w:type="dxa" w:w="4819"/>
           </w:tcPr>
           <w:p>
             <w:r/>
@@ -775,19 +782,13 @@
                 <w:b w:val="0"/>
                 <w:sz w:val="18"/>
               </w:rPr>
-              <w:t>P1~P5 五色边框（红/橙/黄/蓝/灰）</w:t>
-              <w:br/>
-              <w:t>Python 侧 markdown 库预渲染→HTML</w:t>
-              <w:br/>
-              <w:t>代码高亮、表格、列表均支持</w:t>
-              <w:br/>
-              <w:t>移动端响应式布局</w:t>
+              <w:t>kb_export.py（468 行）单文件自包含：零外部 JS/CSS，JSON 内嵌 &lt;script&gt;，离线可用；vanilla JS：树渲染 + 实时搜索过滤 + 展开折叠；Python 侧 markdown 库预渲染 → HTML（代码高亮、表格）；移动端响应式布局。</w:t>
             </w:r>
           </w:p>
         </w:tc>
         <w:tc>
           <w:tcPr>
-            <w:tcW w:type="dxa" w:w="1134"/>
+            <w:tcW w:type="dxa" w:w="850"/>
           </w:tcPr>
           <w:p>
             <w:r/>
@@ -795,10 +796,9 @@
               <w:rPr>
                 <w:rFonts w:ascii="Arial" w:hAnsi="Arial"/>
                 <w:b w:val="0"/>
-                <w:color w:val="008000"/>
                 <w:sz w:val="18"/>
               </w:rPr>
-              <w:t>✅ 完成</w:t>
+              <w:t>已完成</w:t>
             </w:r>
           </w:p>
         </w:tc>
@@ -810,7 +810,7 @@
         <w:pStyle w:val="Heading1"/>
       </w:pPr>
       <w:r>
-        <w:t>O3：Agent 驱动的智能语义构建</w:t>
+        <w:t>O3 [v1.2] 标题归一化合并 + 空摘要填充 + 去重命令</w:t>
       </w:r>
     </w:p>
     <w:tbl>
@@ -847,7 +847,7 @@
         </w:tc>
         <w:tc>
           <w:tcPr>
-            <w:tcW w:type="dxa" w:w="3118"/>
+            <w:tcW w:type="dxa" w:w="2835"/>
             <w:shd w:fill="1a5276"/>
           </w:tcPr>
           <w:p>
@@ -865,7 +865,7 @@
         </w:tc>
         <w:tc>
           <w:tcPr>
-            <w:tcW w:type="dxa" w:w="4252"/>
+            <w:tcW w:type="dxa" w:w="4819"/>
             <w:shd w:fill="1a5276"/>
           </w:tcPr>
           <w:p>
@@ -877,13 +877,13 @@
                 <w:color w:val="FFFFFF"/>
                 <w:sz w:val="18"/>
               </w:rPr>
-              <w:t>交付物 / 度量</w:t>
+              <w:t>度量 / 验证</w:t>
             </w:r>
           </w:p>
         </w:tc>
         <w:tc>
           <w:tcPr>
-            <w:tcW w:type="dxa" w:w="1134"/>
+            <w:tcW w:type="dxa" w:w="850"/>
             <w:shd w:fill="1a5276"/>
           </w:tcPr>
           <w:p>
@@ -919,7 +919,7 @@
         </w:tc>
         <w:tc>
           <w:tcPr>
-            <w:tcW w:type="dxa" w:w="3118"/>
+            <w:tcW w:type="dxa" w:w="2835"/>
           </w:tcPr>
           <w:p>
             <w:r/>
@@ -929,15 +929,13 @@
                 <w:b w:val="0"/>
                 <w:sz w:val="18"/>
               </w:rPr>
-              <w:t>build 命令 + zsk-build skill</w:t>
-              <w:br/>
-              <w:t>（LLM 语义理解替代规则匹配）</w:t>
+              <w:t>标题归一化：跨写法同一概念自动识别为相同节点</w:t>
             </w:r>
           </w:p>
         </w:tc>
         <w:tc>
           <w:tcPr>
-            <w:tcW w:type="dxa" w:w="4252"/>
+            <w:tcW w:type="dxa" w:w="4819"/>
           </w:tcPr>
           <w:p>
             <w:r/>
@@ -947,19 +945,13 @@
                 <w:b w:val="0"/>
                 <w:sz w:val="18"/>
               </w:rPr>
-              <w:t>kb.py build 输出四段分析报告</w:t>
-              <w:br/>
-              <w:t>Agent 阅读研报→语义分类→add/edit</w:t>
-              <w:br/>
-              <w:t>精准构建。zsk-build skill 定义完整</w:t>
-              <w:br/>
-              <w:t>工作流 + 语义合并规则</w:t>
+              <w:t>问题："AI Agent 工具调用技术" vs "工具调用技术" 不匹配。kb_core.normalize_title()（18 行）：小写→去标点→去空格→循环剥前缀（agent/ai/aiagent）。find_by_title_category() 改用归一化比较。6 组跨写法标题测试全部通过（含中英文混合场景）。</w:t>
             </w:r>
           </w:p>
         </w:tc>
         <w:tc>
           <w:tcPr>
-            <w:tcW w:type="dxa" w:w="1134"/>
+            <w:tcW w:type="dxa" w:w="850"/>
           </w:tcPr>
           <w:p>
             <w:r/>
@@ -967,10 +959,9 @@
               <w:rPr>
                 <w:rFonts w:ascii="Arial" w:hAnsi="Arial"/>
                 <w:b w:val="0"/>
-                <w:color w:val="008000"/>
                 <w:sz w:val="18"/>
               </w:rPr>
-              <w:t>✅ 完成</w:t>
+              <w:t>已完成</w:t>
             </w:r>
           </w:p>
         </w:tc>
@@ -995,7 +986,7 @@
         </w:tc>
         <w:tc>
           <w:tcPr>
-            <w:tcW w:type="dxa" w:w="3118"/>
+            <w:tcW w:type="dxa" w:w="2835"/>
             <w:shd w:fill="eaf2f8"/>
           </w:tcPr>
           <w:p>
@@ -1006,13 +997,13 @@
                 <w:b w:val="0"/>
                 <w:sz w:val="18"/>
               </w:rPr>
-              <w:t>标题归一化 + 语义去重</w:t>
+              <w:t>空摘要自动填充 + 去重命令自动化</w:t>
             </w:r>
           </w:p>
         </w:tc>
         <w:tc>
           <w:tcPr>
-            <w:tcW w:type="dxa" w:w="4252"/>
+            <w:tcW w:type="dxa" w:w="4819"/>
             <w:shd w:fill="eaf2f8"/>
           </w:tcPr>
           <w:p>
@@ -1023,55 +1014,14 @@
                 <w:b w:val="0"/>
                 <w:sz w:val="18"/>
               </w:rPr>
-              <w:t>normalize_title()：去标点→去空格→</w:t>
-              <w:br/>
-              <w:t>循环剥前缀；find_by_title_category()</w:t>
-              <w:br/>
-              <w:t>归一化比较；dedup_pass() 事后清理</w:t>
-              <w:br/>
-              <w:t>6 组跨写法标题测试全部通过</w:t>
+              <w:t>kb_core.fill_empty_abstracts()：正文首段有效文本自动补摘要，截断 150 字符；kb_export._extract_first_sentence()：HTML 侧双层兜底；kb_core.dedup_pass()：按 category+normalize_title 合并重复节点；导入流程自动化：所有路径末尾追加 fill_empty_abstracts + dedup_pass。</w:t>
             </w:r>
           </w:p>
         </w:tc>
         <w:tc>
           <w:tcPr>
-            <w:tcW w:type="dxa" w:w="1134"/>
+            <w:tcW w:type="dxa" w:w="850"/>
             <w:shd w:fill="eaf2f8"/>
-          </w:tcPr>
-          <w:p>
-            <w:r/>
-            <w:r>
-              <w:rPr>
-                <w:rFonts w:ascii="Arial" w:hAnsi="Arial"/>
-                <w:b w:val="0"/>
-                <w:color w:val="008000"/>
-                <w:sz w:val="18"/>
-              </w:rPr>
-              <w:t>✅ 完成</w:t>
-            </w:r>
-          </w:p>
-        </w:tc>
-      </w:tr>
-      <w:tr>
-        <w:tc>
-          <w:tcPr>
-            <w:tcW w:type="dxa" w:w="850"/>
-          </w:tcPr>
-          <w:p>
-            <w:r/>
-            <w:r>
-              <w:rPr>
-                <w:rFonts w:ascii="Arial" w:hAnsi="Arial"/>
-                <w:b/>
-                <w:sz w:val="18"/>
-              </w:rPr>
-              <w:t>KR3.3</w:t>
-            </w:r>
-          </w:p>
-        </w:tc>
-        <w:tc>
-          <w:tcPr>
-            <w:tcW w:type="dxa" w:w="3118"/>
           </w:tcPr>
           <w:p>
             <w:r/>
@@ -1081,46 +1031,7 @@
                 <w:b w:val="0"/>
                 <w:sz w:val="18"/>
               </w:rPr>
-              <w:t>import 命令封锁 + skill 路由</w:t>
-            </w:r>
-          </w:p>
-        </w:tc>
-        <w:tc>
-          <w:tcPr>
-            <w:tcW w:type="dxa" w:w="4252"/>
-          </w:tcPr>
-          <w:p>
-            <w:r/>
-            <w:r>
-              <w:rPr>
-                <w:rFonts w:ascii="Arial" w:hAnsi="Arial"/>
-                <w:b w:val="0"/>
-                <w:sz w:val="18"/>
-              </w:rPr>
-              <w:t>isatty() 检测→非交互终端自动拒绝</w:t>
-              <w:br/>
-              <w:t>zsk-knowledge-base v2.0：导入场景</w:t>
-              <w:br/>
-              <w:t>全部路由到 build 模式</w:t>
-              <w:br/>
-              <w:t>四重防线防退化</w:t>
-            </w:r>
-          </w:p>
-        </w:tc>
-        <w:tc>
-          <w:tcPr>
-            <w:tcW w:type="dxa" w:w="1134"/>
-          </w:tcPr>
-          <w:p>
-            <w:r/>
-            <w:r>
-              <w:rPr>
-                <w:rFonts w:ascii="Arial" w:hAnsi="Arial"/>
-                <w:b w:val="0"/>
-                <w:color w:val="008000"/>
-                <w:sz w:val="18"/>
-              </w:rPr>
-              <w:t>✅ 完成</w:t>
+              <w:t>已完成</w:t>
             </w:r>
           </w:p>
         </w:tc>
@@ -1132,7 +1043,7 @@
         <w:pStyle w:val="Heading1"/>
       </w:pPr>
       <w:r>
-        <w:t>O4：跨平台与可移植性</w:t>
+        <w:t>O4 [v1.3] Agent 智能语义构建：用 LLM 理解替代规则匹配</w:t>
       </w:r>
     </w:p>
     <w:tbl>
@@ -1169,7 +1080,7 @@
         </w:tc>
         <w:tc>
           <w:tcPr>
-            <w:tcW w:type="dxa" w:w="3118"/>
+            <w:tcW w:type="dxa" w:w="2835"/>
             <w:shd w:fill="1a5276"/>
           </w:tcPr>
           <w:p>
@@ -1187,7 +1098,7 @@
         </w:tc>
         <w:tc>
           <w:tcPr>
-            <w:tcW w:type="dxa" w:w="4252"/>
+            <w:tcW w:type="dxa" w:w="4819"/>
             <w:shd w:fill="1a5276"/>
           </w:tcPr>
           <w:p>
@@ -1199,13 +1110,13 @@
                 <w:color w:val="FFFFFF"/>
                 <w:sz w:val="18"/>
               </w:rPr>
-              <w:t>交付物 / 度量</w:t>
+              <w:t>度量 / 验证</w:t>
             </w:r>
           </w:p>
         </w:tc>
         <w:tc>
           <w:tcPr>
-            <w:tcW w:type="dxa" w:w="1134"/>
+            <w:tcW w:type="dxa" w:w="850"/>
             <w:shd w:fill="1a5276"/>
           </w:tcPr>
           <w:p>
@@ -1241,7 +1152,7 @@
         </w:tc>
         <w:tc>
           <w:tcPr>
-            <w:tcW w:type="dxa" w:w="3118"/>
+            <w:tcW w:type="dxa" w:w="2835"/>
           </w:tcPr>
           <w:p>
             <w:r/>
@@ -1251,13 +1162,13 @@
                 <w:b w:val="0"/>
                 <w:sz w:val="18"/>
               </w:rPr>
-              <w:t>Windows / macOS / Linux 一键构建</w:t>
+              <w:t>新增 build 命令：输出结构化分析报告供 Agent 阅读</w:t>
             </w:r>
           </w:p>
         </w:tc>
         <w:tc>
           <w:tcPr>
-            <w:tcW w:type="dxa" w:w="4252"/>
+            <w:tcW w:type="dxa" w:w="4819"/>
           </w:tcPr>
           <w:p>
             <w:r/>
@@ -1267,17 +1178,13 @@
                 <w:b w:val="0"/>
                 <w:sz w:val="18"/>
               </w:rPr>
-              <w:t>build.bat / build.sh / build.command</w:t>
-              <w:br/>
-              <w:t>双击自动装依赖→注册 skill→提示</w:t>
-              <w:br/>
-              <w:t>对 Hermes 说的命令</w:t>
+              <w:t>问题根因：规则 = 关键词 + 正则，"Agent评测维度"→无分类，"LLM评测" vs "Benchmark"→分两个节点。kb.py cmd_build()（~120 行）输出四段报告：① KB 状态（每分类已有概念）、② 本体分类体系、③ 逐章节分析（标题/层级/内容预览 100 字符/自动建议/已存在标记）、④ 操作指令模板。</w:t>
             </w:r>
           </w:p>
         </w:tc>
         <w:tc>
           <w:tcPr>
-            <w:tcW w:type="dxa" w:w="1134"/>
+            <w:tcW w:type="dxa" w:w="850"/>
           </w:tcPr>
           <w:p>
             <w:r/>
@@ -1285,10 +1192,9 @@
               <w:rPr>
                 <w:rFonts w:ascii="Arial" w:hAnsi="Arial"/>
                 <w:b w:val="0"/>
-                <w:color w:val="008000"/>
                 <w:sz w:val="18"/>
               </w:rPr>
-              <w:t>✅ 完成</w:t>
+              <w:t>已完成</w:t>
             </w:r>
           </w:p>
         </w:tc>
@@ -1313,7 +1219,7 @@
         </w:tc>
         <w:tc>
           <w:tcPr>
-            <w:tcW w:type="dxa" w:w="3118"/>
+            <w:tcW w:type="dxa" w:w="2835"/>
             <w:shd w:fill="eaf2f8"/>
           </w:tcPr>
           <w:p>
@@ -1324,13 +1230,13 @@
                 <w:b w:val="0"/>
                 <w:sz w:val="18"/>
               </w:rPr>
-              <w:t>setup 命令路径自感知，3 步移植</w:t>
+              <w:t>创建 zsk-build skill：定义 Agent 智能构建完整工作流</w:t>
             </w:r>
           </w:p>
         </w:tc>
         <w:tc>
           <w:tcPr>
-            <w:tcW w:type="dxa" w:w="4252"/>
+            <w:tcW w:type="dxa" w:w="4819"/>
             <w:shd w:fill="eaf2f8"/>
           </w:tcPr>
           <w:p>
@@ -1341,19 +1247,13 @@
                 <w:b w:val="0"/>
                 <w:sz w:val="18"/>
               </w:rPr>
-              <w:t>PROJECT_DIR = Path(__file__).resolve().parent</w:t>
-              <w:br/>
-              <w:t>setup 自动生成 skill 并写入实际绝对路径</w:t>
-              <w:br/>
-              <w:t>skill 模板嵌入项目 skills/ 目录</w:t>
-              <w:br/>
-              <w:t>3 步：复制→pip install→setup</w:t>
+              <w:t>Step 1: kb.py build 获取分析 → Step 2: LLM 语义理解每个章节 → Step 3: kb.py add/edit 逐节点构建 → Step 4: reorganize / dedup / export。5 条语义合并规则：同概念不同写法合并、父子保持、新子概念创建、内容追加不重复、优先级升级。</w:t>
             </w:r>
           </w:p>
         </w:tc>
         <w:tc>
           <w:tcPr>
-            <w:tcW w:type="dxa" w:w="1134"/>
+            <w:tcW w:type="dxa" w:w="850"/>
             <w:shd w:fill="eaf2f8"/>
           </w:tcPr>
           <w:p>
@@ -1362,10 +1262,9 @@
               <w:rPr>
                 <w:rFonts w:ascii="Arial" w:hAnsi="Arial"/>
                 <w:b w:val="0"/>
-                <w:color w:val="008000"/>
                 <w:sz w:val="18"/>
               </w:rPr>
-              <w:t>✅ 完成</w:t>
+              <w:t>已完成</w:t>
             </w:r>
           </w:p>
         </w:tc>
@@ -1389,7 +1288,7 @@
         </w:tc>
         <w:tc>
           <w:tcPr>
-            <w:tcW w:type="dxa" w:w="3118"/>
+            <w:tcW w:type="dxa" w:w="2835"/>
           </w:tcPr>
           <w:p>
             <w:r/>
@@ -1399,13 +1298,13 @@
                 <w:b w:val="0"/>
                 <w:sz w:val="18"/>
               </w:rPr>
-              <w:t>最小外部依赖</w:t>
+              <w:t>一键构建脚本：build.sh / build.command</w:t>
             </w:r>
           </w:p>
         </w:tc>
         <w:tc>
           <w:tcPr>
-            <w:tcW w:type="dxa" w:w="4252"/>
+            <w:tcW w:type="dxa" w:w="4819"/>
           </w:tcPr>
           <w:p>
             <w:r/>
@@ -1415,17 +1314,13 @@
                 <w:b w:val="0"/>
                 <w:sz w:val="18"/>
               </w:rPr>
-              <w:t>仅 markdown（纯 Python，无 C 扩展）</w:t>
-              <w:br/>
-              <w:t>其余全用 Python 标准库</w:t>
-              <w:br/>
-              <w:t>支持 Python 3.9+</w:t>
+              <w:t>三步入魂：pip install markdown → python3 kb.py setup → exec hermes -z "加载 zsk-build skill，然后构建知识库" --skills zsk-build。DIR="$(cd "$(dirname "$0")" &amp;&amp; pwd)" 定位项目根；set -e 任一步失败即停止。</w:t>
             </w:r>
           </w:p>
         </w:tc>
         <w:tc>
           <w:tcPr>
-            <w:tcW w:type="dxa" w:w="1134"/>
+            <w:tcW w:type="dxa" w:w="850"/>
           </w:tcPr>
           <w:p>
             <w:r/>
@@ -1433,10 +1328,9 @@
               <w:rPr>
                 <w:rFonts w:ascii="Arial" w:hAnsi="Arial"/>
                 <w:b w:val="0"/>
-                <w:color w:val="008000"/>
                 <w:sz w:val="18"/>
               </w:rPr>
-              <w:t>✅ 完成</w:t>
+              <w:t>已完成</w:t>
             </w:r>
           </w:p>
         </w:tc>
@@ -1448,7 +1342,7 @@
         <w:pStyle w:val="Heading1"/>
       </w:pPr>
       <w:r>
-        <w:t>O5：工程文档与持续优化</w:t>
+        <w:t>O5 [v1.4] Windows 兼容 + import 封锁 + skill 嵌入项目</w:t>
       </w:r>
     </w:p>
     <w:tbl>
@@ -1485,7 +1379,7 @@
         </w:tc>
         <w:tc>
           <w:tcPr>
-            <w:tcW w:type="dxa" w:w="3118"/>
+            <w:tcW w:type="dxa" w:w="2835"/>
             <w:shd w:fill="1a5276"/>
           </w:tcPr>
           <w:p>
@@ -1503,7 +1397,7 @@
         </w:tc>
         <w:tc>
           <w:tcPr>
-            <w:tcW w:type="dxa" w:w="4252"/>
+            <w:tcW w:type="dxa" w:w="4819"/>
             <w:shd w:fill="1a5276"/>
           </w:tcPr>
           <w:p>
@@ -1515,13 +1409,13 @@
                 <w:color w:val="FFFFFF"/>
                 <w:sz w:val="18"/>
               </w:rPr>
-              <w:t>交付物 / 度量</w:t>
+              <w:t>度量 / 验证</w:t>
             </w:r>
           </w:p>
         </w:tc>
         <w:tc>
           <w:tcPr>
-            <w:tcW w:type="dxa" w:w="1134"/>
+            <w:tcW w:type="dxa" w:w="850"/>
             <w:shd w:fill="1a5276"/>
           </w:tcPr>
           <w:p>
@@ -1557,7 +1451,7 @@
         </w:tc>
         <w:tc>
           <w:tcPr>
-            <w:tcW w:type="dxa" w:w="3118"/>
+            <w:tcW w:type="dxa" w:w="2835"/>
           </w:tcPr>
           <w:p>
             <w:r/>
@@ -1567,13 +1461,13 @@
                 <w:b w:val="0"/>
                 <w:sz w:val="18"/>
               </w:rPr>
-              <w:t>5 轮迭代，每轮独立优化报告</w:t>
+              <w:t>Windows 一键构建脚本 + 跨平台命令统一</w:t>
             </w:r>
           </w:p>
         </w:tc>
         <w:tc>
           <w:tcPr>
-            <w:tcW w:type="dxa" w:w="4252"/>
+            <w:tcW w:type="dxa" w:w="4819"/>
           </w:tcPr>
           <w:p>
             <w:r/>
@@ -1583,17 +1477,13 @@
                 <w:b w:val="0"/>
                 <w:sz w:val="18"/>
               </w:rPr>
-              <w:t>OPTIMIZE_REPORT_V2/V3/V4/V5.md +</w:t>
-              <w:br/>
-              <w:t>OPTIMIZE_REPORT_FULL.md</w:t>
-              <w:br/>
-              <w:t>每轮记录：问题→方案→效果→涉及模块</w:t>
+              <w:t>问题：Windows agent 用 python（非 python3），路径用 %DIR%（非 $DIR），中文乱码。build.bat：chcp 65001(UTF-8) → pip install markdown → python kb.py setup → hermes -z "加载 zsk-build skill，然后构建知识库" --skills zsk-build。AI_COMMAND.bat / .sh：6 场景命令，Windows / macOS 双份。</w:t>
             </w:r>
           </w:p>
         </w:tc>
         <w:tc>
           <w:tcPr>
-            <w:tcW w:type="dxa" w:w="1134"/>
+            <w:tcW w:type="dxa" w:w="850"/>
           </w:tcPr>
           <w:p>
             <w:r/>
@@ -1601,10 +1491,9 @@
               <w:rPr>
                 <w:rFonts w:ascii="Arial" w:hAnsi="Arial"/>
                 <w:b w:val="0"/>
-                <w:color w:val="008000"/>
                 <w:sz w:val="18"/>
               </w:rPr>
-              <w:t>✅ 完成</w:t>
+              <w:t>已完成</w:t>
             </w:r>
           </w:p>
         </w:tc>
@@ -1629,7 +1518,7 @@
         </w:tc>
         <w:tc>
           <w:tcPr>
-            <w:tcW w:type="dxa" w:w="3118"/>
+            <w:tcW w:type="dxa" w:w="2835"/>
             <w:shd w:fill="eaf2f8"/>
           </w:tcPr>
           <w:p>
@@ -1640,13 +1529,13 @@
                 <w:b w:val="0"/>
                 <w:sz w:val="18"/>
               </w:rPr>
-              <w:t>完整工程文档体系</w:t>
+              <w:t>import 封锁 + skill 路由：四重防线防止退化到规则模式</w:t>
             </w:r>
           </w:p>
         </w:tc>
         <w:tc>
           <w:tcPr>
-            <w:tcW w:type="dxa" w:w="4252"/>
+            <w:tcW w:type="dxa" w:w="4819"/>
             <w:shd w:fill="eaf2f8"/>
           </w:tcPr>
           <w:p>
@@ -1657,23 +1546,13 @@
                 <w:b w:val="0"/>
                 <w:sz w:val="18"/>
               </w:rPr>
-              <w:t>REQUIREMENTS.md（需求分析 + 待确认问题）</w:t>
-              <w:br/>
-              <w:t>DEV_REPORT.md（448 行开发报告，含架构/数据模型/</w:t>
-              <w:br/>
-              <w:t>实现细节/测试/移植说明）</w:t>
-              <w:br/>
-              <w:t>RISKS.md（5 类 14 项风险分析）</w:t>
-              <w:br/>
-              <w:t>FEATURES.md（11 项功能概要）</w:t>
-              <w:br/>
-              <w:t>README.md（快速开始 + 故障排查）</w:t>
+              <w:t>问题链条：agent 说"导入"→skill 路由到 import→规则匹配→分类错/合并漏→树杂乱。防线①：skill 路由—zsk-knowledge-base v2.0，"导入"→触发 build 工作流；防线②：import 自封锁—cmd_import() 检测 stdin.isatty()，非交互终端（agent 管道）自动拒绝；防线③：build 分析输出，agent 阅读→语义分类→add/edit 精准构建；防线④：reports/EXAMPLE.md，研报格式模板 + 标注语法说明。</w:t>
             </w:r>
           </w:p>
         </w:tc>
         <w:tc>
           <w:tcPr>
-            <w:tcW w:type="dxa" w:w="1134"/>
+            <w:tcW w:type="dxa" w:w="850"/>
             <w:shd w:fill="eaf2f8"/>
           </w:tcPr>
           <w:p>
@@ -1682,10 +1561,9 @@
               <w:rPr>
                 <w:rFonts w:ascii="Arial" w:hAnsi="Arial"/>
                 <w:b w:val="0"/>
-                <w:color w:val="008000"/>
                 <w:sz w:val="18"/>
               </w:rPr>
-              <w:t>✅ 完成</w:t>
+              <w:t>已完成</w:t>
             </w:r>
           </w:p>
         </w:tc>
@@ -1709,7 +1587,7 @@
         </w:tc>
         <w:tc>
           <w:tcPr>
-            <w:tcW w:type="dxa" w:w="3118"/>
+            <w:tcW w:type="dxa" w:w="2835"/>
           </w:tcPr>
           <w:p>
             <w:r/>
@@ -1719,13 +1597,13 @@
                 <w:b w:val="0"/>
                 <w:sz w:val="18"/>
               </w:rPr>
-              <w:t>AI 命令参考 + 系统架构提示词</w:t>
+              <w:t>Skill 嵌入项目 + AI 命令参考文档</w:t>
             </w:r>
           </w:p>
         </w:tc>
         <w:tc>
           <w:tcPr>
-            <w:tcW w:type="dxa" w:w="4252"/>
+            <w:tcW w:type="dxa" w:w="4819"/>
           </w:tcPr>
           <w:p>
             <w:r/>
@@ -1735,17 +1613,13 @@
                 <w:b w:val="0"/>
                 <w:sz w:val="18"/>
               </w:rPr>
-              <w:t>AI_COMMANDS.md（6 场景命令参考）+</w:t>
-              <w:br/>
-              <w:t>AI_COMMAND.bat/.sh（一键复制）</w:t>
-              <w:br/>
-              <w:t>ARCHITECTURE_DIAGRAM_PROMPT.md（系统框图提示词）</w:t>
+              <w:t>skills/ 目录随项目移植，setup 复制到 ~/.hermes/ 并替换路径占位符；reports/EXAMPLE.md：研报格式模板（标题层级 / 标注语法 / 分类 ID 参考）；AI_COMMANDS.md：6 场景自然语言命令（构建 / 更新 / 不规范格式 / 搜索 / 导出 / 修复）；README.md：快速开始 + 对 Hermes 说的命令 + 格式要求 + 故障排查。</w:t>
             </w:r>
           </w:p>
         </w:tc>
         <w:tc>
           <w:tcPr>
-            <w:tcW w:type="dxa" w:w="1134"/>
+            <w:tcW w:type="dxa" w:w="850"/>
           </w:tcPr>
           <w:p>
             <w:r/>
@@ -1753,10 +1627,308 @@
               <w:rPr>
                 <w:rFonts w:ascii="Arial" w:hAnsi="Arial"/>
                 <w:b w:val="0"/>
-                <w:color w:val="008000"/>
                 <w:sz w:val="18"/>
               </w:rPr>
-              <w:t>✅ 完成</w:t>
+              <w:t>已完成</w:t>
+            </w:r>
+          </w:p>
+        </w:tc>
+      </w:tr>
+    </w:tbl>
+    <w:p/>
+    <w:p>
+      <w:pPr>
+        <w:pStyle w:val="Heading1"/>
+      </w:pPr>
+      <w:r>
+        <w:t>O6 工程文档与交付物</w:t>
+      </w:r>
+    </w:p>
+    <w:tbl>
+      <w:tblPr>
+        <w:tblStyle w:val="TableGrid"/>
+        <w:tblW w:type="auto" w:w="0"/>
+        <w:jc w:val="center"/>
+        <w:tblLook w:firstColumn="1" w:firstRow="1" w:lastColumn="0" w:lastRow="0" w:noHBand="0" w:noVBand="1" w:val="04A0"/>
+      </w:tblPr>
+      <w:tblGrid>
+        <w:gridCol w:w="2635"/>
+        <w:gridCol w:w="2635"/>
+        <w:gridCol w:w="2635"/>
+        <w:gridCol w:w="2635"/>
+      </w:tblGrid>
+      <w:tr>
+        <w:tc>
+          <w:tcPr>
+            <w:tcW w:type="dxa" w:w="850"/>
+            <w:shd w:fill="1a5276"/>
+          </w:tcPr>
+          <w:p>
+            <w:r/>
+            <w:r>
+              <w:rPr>
+                <w:rFonts w:ascii="Arial" w:hAnsi="Arial"/>
+                <w:b/>
+                <w:color w:val="FFFFFF"/>
+                <w:sz w:val="18"/>
+              </w:rPr>
+              <w:t>KR</w:t>
+            </w:r>
+          </w:p>
+        </w:tc>
+        <w:tc>
+          <w:tcPr>
+            <w:tcW w:type="dxa" w:w="2835"/>
+            <w:shd w:fill="1a5276"/>
+          </w:tcPr>
+          <w:p>
+            <w:r/>
+            <w:r>
+              <w:rPr>
+                <w:rFonts w:ascii="Arial" w:hAnsi="Arial"/>
+                <w:b/>
+                <w:color w:val="FFFFFF"/>
+                <w:sz w:val="18"/>
+              </w:rPr>
+              <w:t>关键结果</w:t>
+            </w:r>
+          </w:p>
+        </w:tc>
+        <w:tc>
+          <w:tcPr>
+            <w:tcW w:type="dxa" w:w="4819"/>
+            <w:shd w:fill="1a5276"/>
+          </w:tcPr>
+          <w:p>
+            <w:r/>
+            <w:r>
+              <w:rPr>
+                <w:rFonts w:ascii="Arial" w:hAnsi="Arial"/>
+                <w:b/>
+                <w:color w:val="FFFFFF"/>
+                <w:sz w:val="18"/>
+              </w:rPr>
+              <w:t>度量 / 验证</w:t>
+            </w:r>
+          </w:p>
+        </w:tc>
+        <w:tc>
+          <w:tcPr>
+            <w:tcW w:type="dxa" w:w="850"/>
+            <w:shd w:fill="1a5276"/>
+          </w:tcPr>
+          <w:p>
+            <w:r/>
+            <w:r>
+              <w:rPr>
+                <w:rFonts w:ascii="Arial" w:hAnsi="Arial"/>
+                <w:b/>
+                <w:color w:val="FFFFFF"/>
+                <w:sz w:val="18"/>
+              </w:rPr>
+              <w:t>状态</w:t>
+            </w:r>
+          </w:p>
+        </w:tc>
+      </w:tr>
+      <w:tr>
+        <w:tc>
+          <w:tcPr>
+            <w:tcW w:type="dxa" w:w="850"/>
+          </w:tcPr>
+          <w:p>
+            <w:r/>
+            <w:r>
+              <w:rPr>
+                <w:rFonts w:ascii="Arial" w:hAnsi="Arial"/>
+                <w:b/>
+                <w:sz w:val="18"/>
+              </w:rPr>
+              <w:t>KR6.1</w:t>
+            </w:r>
+          </w:p>
+        </w:tc>
+        <w:tc>
+          <w:tcPr>
+            <w:tcW w:type="dxa" w:w="2835"/>
+          </w:tcPr>
+          <w:p>
+            <w:r/>
+            <w:r>
+              <w:rPr>
+                <w:rFonts w:ascii="Arial" w:hAnsi="Arial"/>
+                <w:b w:val="0"/>
+                <w:sz w:val="18"/>
+              </w:rPr>
+              <w:t>每轮迭代输出独立优化报告（5 份）</w:t>
+            </w:r>
+          </w:p>
+        </w:tc>
+        <w:tc>
+          <w:tcPr>
+            <w:tcW w:type="dxa" w:w="4819"/>
+          </w:tcPr>
+          <w:p>
+            <w:r/>
+            <w:r>
+              <w:rPr>
+                <w:rFonts w:ascii="Arial" w:hAnsi="Arial"/>
+                <w:b w:val="0"/>
+                <w:sz w:val="18"/>
+              </w:rPr>
+              <w:t>OPTIMIZE_REPORT_V2 / V3 / V4 / V5 / FULL。每份报告结构：背景（触发场景 + 问题详述）→ 方案设计 → 实现细节 → 测试验证 → 影响范围（修改文件 + 不兼容变更）。</w:t>
+            </w:r>
+          </w:p>
+        </w:tc>
+        <w:tc>
+          <w:tcPr>
+            <w:tcW w:type="dxa" w:w="850"/>
+          </w:tcPr>
+          <w:p>
+            <w:r/>
+            <w:r>
+              <w:rPr>
+                <w:rFonts w:ascii="Arial" w:hAnsi="Arial"/>
+                <w:b w:val="0"/>
+                <w:sz w:val="18"/>
+              </w:rPr>
+              <w:t>已完成</w:t>
+            </w:r>
+          </w:p>
+        </w:tc>
+      </w:tr>
+      <w:tr>
+        <w:tc>
+          <w:tcPr>
+            <w:tcW w:type="dxa" w:w="850"/>
+            <w:shd w:fill="eaf2f8"/>
+          </w:tcPr>
+          <w:p>
+            <w:r/>
+            <w:r>
+              <w:rPr>
+                <w:rFonts w:ascii="Arial" w:hAnsi="Arial"/>
+                <w:b/>
+                <w:sz w:val="18"/>
+              </w:rPr>
+              <w:t>KR6.2</w:t>
+            </w:r>
+          </w:p>
+        </w:tc>
+        <w:tc>
+          <w:tcPr>
+            <w:tcW w:type="dxa" w:w="2835"/>
+            <w:shd w:fill="eaf2f8"/>
+          </w:tcPr>
+          <w:p>
+            <w:r/>
+            <w:r>
+              <w:rPr>
+                <w:rFonts w:ascii="Arial" w:hAnsi="Arial"/>
+                <w:b w:val="0"/>
+                <w:sz w:val="18"/>
+              </w:rPr>
+              <w:t>完整工程文档体系（4 份）</w:t>
+            </w:r>
+          </w:p>
+        </w:tc>
+        <w:tc>
+          <w:tcPr>
+            <w:tcW w:type="dxa" w:w="4819"/>
+            <w:shd w:fill="eaf2f8"/>
+          </w:tcPr>
+          <w:p>
+            <w:r/>
+            <w:r>
+              <w:rPr>
+                <w:rFonts w:ascii="Arial" w:hAnsi="Arial"/>
+                <w:b w:val="0"/>
+                <w:sz w:val="18"/>
+              </w:rPr>
+              <w:t>REQUIREMENTS.md：项目定位 + 6 项待确认问题 + 技术方案选型；DEV_REPORT.md（448 行）：需求回顾→系统架构→数据模型→关键实现细节→测试验证（10 项全通过）→使用指南→待优化项；RISKS.md：5 类 14 项风险；FEATURES.md：11 项功能概要。</w:t>
+            </w:r>
+          </w:p>
+        </w:tc>
+        <w:tc>
+          <w:tcPr>
+            <w:tcW w:type="dxa" w:w="850"/>
+            <w:shd w:fill="eaf2f8"/>
+          </w:tcPr>
+          <w:p>
+            <w:r/>
+            <w:r>
+              <w:rPr>
+                <w:rFonts w:ascii="Arial" w:hAnsi="Arial"/>
+                <w:b w:val="0"/>
+                <w:sz w:val="18"/>
+              </w:rPr>
+              <w:t>已完成</w:t>
+            </w:r>
+          </w:p>
+        </w:tc>
+      </w:tr>
+      <w:tr>
+        <w:tc>
+          <w:tcPr>
+            <w:tcW w:type="dxa" w:w="850"/>
+          </w:tcPr>
+          <w:p>
+            <w:r/>
+            <w:r>
+              <w:rPr>
+                <w:rFonts w:ascii="Arial" w:hAnsi="Arial"/>
+                <w:b/>
+                <w:sz w:val="18"/>
+              </w:rPr>
+              <w:t>KR6.3</w:t>
+            </w:r>
+          </w:p>
+        </w:tc>
+        <w:tc>
+          <w:tcPr>
+            <w:tcW w:type="dxa" w:w="2835"/>
+          </w:tcPr>
+          <w:p>
+            <w:r/>
+            <w:r>
+              <w:rPr>
+                <w:rFonts w:ascii="Arial" w:hAnsi="Arial"/>
+                <w:b w:val="0"/>
+                <w:sz w:val="18"/>
+              </w:rPr>
+              <w:t>系统架构图提示词</w:t>
+            </w:r>
+          </w:p>
+        </w:tc>
+        <w:tc>
+          <w:tcPr>
+            <w:tcW w:type="dxa" w:w="4819"/>
+          </w:tcPr>
+          <w:p>
+            <w:r/>
+            <w:r>
+              <w:rPr>
+                <w:rFonts w:ascii="Arial" w:hAnsi="Arial"/>
+                <w:b w:val="0"/>
+                <w:sz w:val="18"/>
+              </w:rPr>
+              <w:t>ARCHITECTURE_DIAGRAM_PROMPT.md：4 层分层结构 + ASCII 框图 + 数据流标注 + 8 分类元数据 + Mermaid 版本 + 配色建议。可直接粘贴给 AI 绘图工具生成系统框图。</w:t>
+            </w:r>
+          </w:p>
+        </w:tc>
+        <w:tc>
+          <w:tcPr>
+            <w:tcW w:type="dxa" w:w="850"/>
+          </w:tcPr>
+          <w:p>
+            <w:r/>
+            <w:r>
+              <w:rPr>
+                <w:rFonts w:ascii="Arial" w:hAnsi="Arial"/>
+                <w:b w:val="0"/>
+                <w:sz w:val="18"/>
+              </w:rPr>
+              <w:t>已完成</w:t>
             </w:r>
           </w:p>
         </w:tc>
@@ -1780,10 +1952,11 @@
         <w:tblLook w:firstColumn="1" w:firstRow="1" w:lastColumn="0" w:lastRow="0" w:noHBand="0" w:noVBand="1" w:val="04A0"/>
       </w:tblPr>
       <w:tblGrid>
-        <w:gridCol w:w="2635"/>
-        <w:gridCol w:w="2635"/>
-        <w:gridCol w:w="2635"/>
-        <w:gridCol w:w="2635"/>
+        <w:gridCol w:w="2108"/>
+        <w:gridCol w:w="2108"/>
+        <w:gridCol w:w="2108"/>
+        <w:gridCol w:w="2108"/>
+        <w:gridCol w:w="2108"/>
       </w:tblGrid>
       <w:tr>
         <w:tc>
@@ -1818,13 +1991,13 @@
                 <w:color w:val="FFFFFF"/>
                 <w:sz w:val="18"/>
               </w:rPr>
-              <w:t>KR 数</w:t>
+              <w:t>版本</w:t>
             </w:r>
           </w:p>
         </w:tc>
         <w:tc>
           <w:tcPr>
-            <w:tcW w:type="dxa" w:w="850"/>
+            <w:tcW w:type="dxa" w:w="680"/>
             <w:shd w:fill="1a5276"/>
           </w:tcPr>
           <w:p>
@@ -1836,13 +2009,31 @@
                 <w:color w:val="FFFFFF"/>
                 <w:sz w:val="18"/>
               </w:rPr>
-              <w:t>完成率</w:t>
+              <w:t>KR 数</w:t>
             </w:r>
           </w:p>
         </w:tc>
         <w:tc>
           <w:tcPr>
-            <w:tcW w:type="dxa" w:w="5953"/>
+            <w:tcW w:type="dxa" w:w="680"/>
+            <w:shd w:fill="1a5276"/>
+          </w:tcPr>
+          <w:p>
+            <w:r/>
+            <w:r>
+              <w:rPr>
+                <w:rFonts w:ascii="Arial" w:hAnsi="Arial"/>
+                <w:b/>
+                <w:color w:val="FFFFFF"/>
+                <w:sz w:val="18"/>
+              </w:rPr>
+              <w:t>完成</w:t>
+            </w:r>
+          </w:p>
+        </w:tc>
+        <w:tc>
+          <w:tcPr>
+            <w:tcW w:type="dxa" w:w="5102"/>
             <w:shd w:fill="1a5276"/>
           </w:tcPr>
           <w:p>
@@ -1872,7 +2063,7 @@
                 <w:b/>
                 <w:sz w:val="18"/>
               </w:rPr>
-              <w:t>O1 数据管道</w:t>
+              <w:t>O1 基础数据管道</w:t>
             </w:r>
           </w:p>
         </w:tc>
@@ -1888,30 +2079,13 @@
                 <w:b w:val="0"/>
                 <w:sz w:val="18"/>
               </w:rPr>
-              <w:t>4</w:t>
+              <w:t>v1.0</w:t>
             </w:r>
           </w:p>
         </w:tc>
         <w:tc>
           <w:tcPr>
-            <w:tcW w:type="dxa" w:w="850"/>
-          </w:tcPr>
-          <w:p>
-            <w:r/>
-            <w:r>
-              <w:rPr>
-                <w:rFonts w:ascii="Arial" w:hAnsi="Arial"/>
-                <w:b w:val="0"/>
-                <w:color w:val="008000"/>
-                <w:sz w:val="18"/>
-              </w:rPr>
-              <w:t>100%</w:t>
-            </w:r>
-          </w:p>
-        </w:tc>
-        <w:tc>
-          <w:tcPr>
-            <w:tcW w:type="dxa" w:w="5953"/>
+            <w:tcW w:type="dxa" w:w="680"/>
           </w:tcPr>
           <w:p>
             <w:r/>
@@ -1921,7 +2095,39 @@
                 <w:b w:val="0"/>
                 <w:sz w:val="18"/>
               </w:rPr>
-              <w:t>14 命令 CLI + 8 分类本体 + MD 解析 + 合并导入</w:t>
+              <w:t>5</w:t>
+            </w:r>
+          </w:p>
+        </w:tc>
+        <w:tc>
+          <w:tcPr>
+            <w:tcW w:type="dxa" w:w="680"/>
+          </w:tcPr>
+          <w:p>
+            <w:r/>
+            <w:r>
+              <w:rPr>
+                <w:rFonts w:ascii="Arial" w:hAnsi="Arial"/>
+                <w:b w:val="0"/>
+                <w:sz w:val="18"/>
+              </w:rPr>
+              <w:t>5/5</w:t>
+            </w:r>
+          </w:p>
+        </w:tc>
+        <w:tc>
+          <w:tcPr>
+            <w:tcW w:type="dxa" w:w="5102"/>
+          </w:tcPr>
+          <w:p>
+            <w:r/>
+            <w:r>
+              <w:rPr>
+                <w:rFonts w:ascii="Arial" w:hAnsi="Arial"/>
+                <w:b w:val="0"/>
+                <w:sz w:val="18"/>
+              </w:rPr>
+              <w:t>MD解析 + JSON存储 + HTML可视化 + 合并导入 + 跨机器移植</w:t>
             </w:r>
           </w:p>
         </w:tc>
@@ -1940,7 +2146,7 @@
                 <w:b/>
                 <w:sz w:val="18"/>
               </w:rPr>
-              <w:t>O2 可视化</w:t>
+              <w:t>O2 四层知识树</w:t>
             </w:r>
           </w:p>
         </w:tc>
@@ -1957,31 +2163,13 @@
                 <w:b w:val="0"/>
                 <w:sz w:val="18"/>
               </w:rPr>
-              <w:t>3</w:t>
+              <w:t>v1.1</w:t>
             </w:r>
           </w:p>
         </w:tc>
         <w:tc>
           <w:tcPr>
-            <w:tcW w:type="dxa" w:w="850"/>
-            <w:shd w:fill="eaf2f8"/>
-          </w:tcPr>
-          <w:p>
-            <w:r/>
-            <w:r>
-              <w:rPr>
-                <w:rFonts w:ascii="Arial" w:hAnsi="Arial"/>
-                <w:b w:val="0"/>
-                <w:color w:val="008000"/>
-                <w:sz w:val="18"/>
-              </w:rPr>
-              <w:t>100%</w:t>
-            </w:r>
-          </w:p>
-        </w:tc>
-        <w:tc>
-          <w:tcPr>
-            <w:tcW w:type="dxa" w:w="5953"/>
+            <w:tcW w:type="dxa" w:w="680"/>
             <w:shd w:fill="eaf2f8"/>
           </w:tcPr>
           <w:p>
@@ -1992,7 +2180,41 @@
                 <w:b w:val="0"/>
                 <w:sz w:val="18"/>
               </w:rPr>
-              <w:t>单文件 HTML + 四层知识树 + 搜索/色标/Markdown</w:t>
+              <w:t>3</w:t>
+            </w:r>
+          </w:p>
+        </w:tc>
+        <w:tc>
+          <w:tcPr>
+            <w:tcW w:type="dxa" w:w="680"/>
+            <w:shd w:fill="eaf2f8"/>
+          </w:tcPr>
+          <w:p>
+            <w:r/>
+            <w:r>
+              <w:rPr>
+                <w:rFonts w:ascii="Arial" w:hAnsi="Arial"/>
+                <w:b w:val="0"/>
+                <w:sz w:val="18"/>
+              </w:rPr>
+              <w:t>3/3</w:t>
+            </w:r>
+          </w:p>
+        </w:tc>
+        <w:tc>
+          <w:tcPr>
+            <w:tcW w:type="dxa" w:w="5102"/>
+            <w:shd w:fill="eaf2f8"/>
+          </w:tcPr>
+          <w:p>
+            <w:r/>
+            <w:r>
+              <w:rPr>
+                <w:rFonts w:ascii="Arial" w:hAnsi="Arial"/>
+                <w:b w:val="0"/>
+                <w:sz w:val="18"/>
+              </w:rPr>
+              <w:t>深度2→4，空白节点分级引导，HTML交互完善</w:t>
             </w:r>
           </w:p>
         </w:tc>
@@ -2010,7 +2232,7 @@
                 <w:b/>
                 <w:sz w:val="18"/>
               </w:rPr>
-              <w:t>O3 智能构建</w:t>
+              <w:t>O3 归一化与去重</w:t>
             </w:r>
           </w:p>
         </w:tc>
@@ -2026,30 +2248,13 @@
                 <w:b w:val="0"/>
                 <w:sz w:val="18"/>
               </w:rPr>
-              <w:t>3</w:t>
+              <w:t>v1.2</w:t>
             </w:r>
           </w:p>
         </w:tc>
         <w:tc>
           <w:tcPr>
-            <w:tcW w:type="dxa" w:w="850"/>
-          </w:tcPr>
-          <w:p>
-            <w:r/>
-            <w:r>
-              <w:rPr>
-                <w:rFonts w:ascii="Arial" w:hAnsi="Arial"/>
-                <w:b w:val="0"/>
-                <w:color w:val="008000"/>
-                <w:sz w:val="18"/>
-              </w:rPr>
-              <w:t>100%</w:t>
-            </w:r>
-          </w:p>
-        </w:tc>
-        <w:tc>
-          <w:tcPr>
-            <w:tcW w:type="dxa" w:w="5953"/>
+            <w:tcW w:type="dxa" w:w="680"/>
           </w:tcPr>
           <w:p>
             <w:r/>
@@ -2059,7 +2264,39 @@
                 <w:b w:val="0"/>
                 <w:sz w:val="18"/>
               </w:rPr>
-              <w:t>build 命令 + zsk-build skill + 标题归一化 + import 封锁</w:t>
+              <w:t>2</w:t>
+            </w:r>
+          </w:p>
+        </w:tc>
+        <w:tc>
+          <w:tcPr>
+            <w:tcW w:type="dxa" w:w="680"/>
+          </w:tcPr>
+          <w:p>
+            <w:r/>
+            <w:r>
+              <w:rPr>
+                <w:rFonts w:ascii="Arial" w:hAnsi="Arial"/>
+                <w:b w:val="0"/>
+                <w:sz w:val="18"/>
+              </w:rPr>
+              <w:t>2/2</w:t>
+            </w:r>
+          </w:p>
+        </w:tc>
+        <w:tc>
+          <w:tcPr>
+            <w:tcW w:type="dxa" w:w="5102"/>
+          </w:tcPr>
+          <w:p>
+            <w:r/>
+            <w:r>
+              <w:rPr>
+                <w:rFonts w:ascii="Arial" w:hAnsi="Arial"/>
+                <w:b w:val="0"/>
+                <w:sz w:val="18"/>
+              </w:rPr>
+              <w:t>6组跨写法测试通过，空摘要自动填充，去重自动化</w:t>
             </w:r>
           </w:p>
         </w:tc>
@@ -2078,7 +2315,7 @@
                 <w:b/>
                 <w:sz w:val="18"/>
               </w:rPr>
-              <w:t>O4 可移植性</w:t>
+              <w:t>O4 Agent智能构建</w:t>
             </w:r>
           </w:p>
         </w:tc>
@@ -2095,31 +2332,13 @@
                 <w:b w:val="0"/>
                 <w:sz w:val="18"/>
               </w:rPr>
-              <w:t>3</w:t>
+              <w:t>v1.3</w:t>
             </w:r>
           </w:p>
         </w:tc>
         <w:tc>
           <w:tcPr>
-            <w:tcW w:type="dxa" w:w="850"/>
-            <w:shd w:fill="eaf2f8"/>
-          </w:tcPr>
-          <w:p>
-            <w:r/>
-            <w:r>
-              <w:rPr>
-                <w:rFonts w:ascii="Arial" w:hAnsi="Arial"/>
-                <w:b w:val="0"/>
-                <w:color w:val="008000"/>
-                <w:sz w:val="18"/>
-              </w:rPr>
-              <w:t>100%</w:t>
-            </w:r>
-          </w:p>
-        </w:tc>
-        <w:tc>
-          <w:tcPr>
-            <w:tcW w:type="dxa" w:w="5953"/>
+            <w:tcW w:type="dxa" w:w="680"/>
             <w:shd w:fill="eaf2f8"/>
           </w:tcPr>
           <w:p>
@@ -2130,7 +2349,41 @@
                 <w:b w:val="0"/>
                 <w:sz w:val="18"/>
               </w:rPr>
-              <w:t>3 平台一键构建 + 路径自感知 + 仅 1 外部依赖</w:t>
+              <w:t>3</w:t>
+            </w:r>
+          </w:p>
+        </w:tc>
+        <w:tc>
+          <w:tcPr>
+            <w:tcW w:type="dxa" w:w="680"/>
+            <w:shd w:fill="eaf2f8"/>
+          </w:tcPr>
+          <w:p>
+            <w:r/>
+            <w:r>
+              <w:rPr>
+                <w:rFonts w:ascii="Arial" w:hAnsi="Arial"/>
+                <w:b w:val="0"/>
+                <w:sz w:val="18"/>
+              </w:rPr>
+              <w:t>3/3</w:t>
+            </w:r>
+          </w:p>
+        </w:tc>
+        <w:tc>
+          <w:tcPr>
+            <w:tcW w:type="dxa" w:w="5102"/>
+            <w:shd w:fill="eaf2f8"/>
+          </w:tcPr>
+          <w:p>
+            <w:r/>
+            <w:r>
+              <w:rPr>
+                <w:rFonts w:ascii="Arial" w:hAnsi="Arial"/>
+                <w:b w:val="0"/>
+                <w:sz w:val="18"/>
+              </w:rPr>
+              <w:t>build命令 + zsk-build skill + 一键脚本</w:t>
             </w:r>
           </w:p>
         </w:tc>
@@ -2148,7 +2401,7 @@
                 <w:b/>
                 <w:sz w:val="18"/>
               </w:rPr>
-              <w:t>O5 工程文档</w:t>
+              <w:t>O5 Windows+防护</w:t>
             </w:r>
           </w:p>
         </w:tc>
@@ -2164,30 +2417,13 @@
                 <w:b w:val="0"/>
                 <w:sz w:val="18"/>
               </w:rPr>
-              <w:t>3</w:t>
+              <w:t>v1.4</w:t>
             </w:r>
           </w:p>
         </w:tc>
         <w:tc>
           <w:tcPr>
-            <w:tcW w:type="dxa" w:w="850"/>
-          </w:tcPr>
-          <w:p>
-            <w:r/>
-            <w:r>
-              <w:rPr>
-                <w:rFonts w:ascii="Arial" w:hAnsi="Arial"/>
-                <w:b w:val="0"/>
-                <w:color w:val="008000"/>
-                <w:sz w:val="18"/>
-              </w:rPr>
-              <w:t>100%</w:t>
-            </w:r>
-          </w:p>
-        </w:tc>
-        <w:tc>
-          <w:tcPr>
-            <w:tcW w:type="dxa" w:w="5953"/>
+            <w:tcW w:type="dxa" w:w="680"/>
           </w:tcPr>
           <w:p>
             <w:r/>
@@ -2197,7 +2433,126 @@
                 <w:b w:val="0"/>
                 <w:sz w:val="18"/>
               </w:rPr>
-              <w:t>5 轮优化报告 + 4 份工程文档 + AI 命令参考</w:t>
+              <w:t>3</w:t>
+            </w:r>
+          </w:p>
+        </w:tc>
+        <w:tc>
+          <w:tcPr>
+            <w:tcW w:type="dxa" w:w="680"/>
+          </w:tcPr>
+          <w:p>
+            <w:r/>
+            <w:r>
+              <w:rPr>
+                <w:rFonts w:ascii="Arial" w:hAnsi="Arial"/>
+                <w:b w:val="0"/>
+                <w:sz w:val="18"/>
+              </w:rPr>
+              <w:t>3/3</w:t>
+            </w:r>
+          </w:p>
+        </w:tc>
+        <w:tc>
+          <w:tcPr>
+            <w:tcW w:type="dxa" w:w="5102"/>
+          </w:tcPr>
+          <w:p>
+            <w:r/>
+            <w:r>
+              <w:rPr>
+                <w:rFonts w:ascii="Arial" w:hAnsi="Arial"/>
+                <w:b w:val="0"/>
+                <w:sz w:val="18"/>
+              </w:rPr>
+              <w:t>build.bat + import封锁 + skill嵌入 + AI命令参考</w:t>
+            </w:r>
+          </w:p>
+        </w:tc>
+      </w:tr>
+      <w:tr>
+        <w:tc>
+          <w:tcPr>
+            <w:tcW w:type="dxa" w:w="1701"/>
+            <w:shd w:fill="eaf2f8"/>
+          </w:tcPr>
+          <w:p>
+            <w:r/>
+            <w:r>
+              <w:rPr>
+                <w:rFonts w:ascii="Arial" w:hAnsi="Arial"/>
+                <w:b/>
+                <w:sz w:val="18"/>
+              </w:rPr>
+              <w:t>O6 工程文档</w:t>
+            </w:r>
+          </w:p>
+        </w:tc>
+        <w:tc>
+          <w:tcPr>
+            <w:tcW w:type="dxa" w:w="850"/>
+            <w:shd w:fill="eaf2f8"/>
+          </w:tcPr>
+          <w:p>
+            <w:r/>
+            <w:r>
+              <w:rPr>
+                <w:rFonts w:ascii="Arial" w:hAnsi="Arial"/>
+                <w:b w:val="0"/>
+                <w:sz w:val="18"/>
+              </w:rPr>
+              <w:t>—</w:t>
+            </w:r>
+          </w:p>
+        </w:tc>
+        <w:tc>
+          <w:tcPr>
+            <w:tcW w:type="dxa" w:w="680"/>
+            <w:shd w:fill="eaf2f8"/>
+          </w:tcPr>
+          <w:p>
+            <w:r/>
+            <w:r>
+              <w:rPr>
+                <w:rFonts w:ascii="Arial" w:hAnsi="Arial"/>
+                <w:b w:val="0"/>
+                <w:sz w:val="18"/>
+              </w:rPr>
+              <w:t>3</w:t>
+            </w:r>
+          </w:p>
+        </w:tc>
+        <w:tc>
+          <w:tcPr>
+            <w:tcW w:type="dxa" w:w="680"/>
+            <w:shd w:fill="eaf2f8"/>
+          </w:tcPr>
+          <w:p>
+            <w:r/>
+            <w:r>
+              <w:rPr>
+                <w:rFonts w:ascii="Arial" w:hAnsi="Arial"/>
+                <w:b w:val="0"/>
+                <w:sz w:val="18"/>
+              </w:rPr>
+              <w:t>3/3</w:t>
+            </w:r>
+          </w:p>
+        </w:tc>
+        <w:tc>
+          <w:tcPr>
+            <w:tcW w:type="dxa" w:w="5102"/>
+            <w:shd w:fill="eaf2f8"/>
+          </w:tcPr>
+          <w:p>
+            <w:r/>
+            <w:r>
+              <w:rPr>
+                <w:rFonts w:ascii="Arial" w:hAnsi="Arial"/>
+                <w:b w:val="0"/>
+                <w:sz w:val="18"/>
+              </w:rPr>
+              <w:t>5轮优化报告 + 4份工程文档 + 架构图提示词</w:t>
             </w:r>
           </w:p>
         </w:tc>
@@ -2233,13 +2588,13 @@
                 <w:b/>
                 <w:sz w:val="18"/>
               </w:rPr>
-              <w:t>16</w:t>
+              <w:t>v1.0→v1.4</w:t>
             </w:r>
           </w:p>
         </w:tc>
         <w:tc>
           <w:tcPr>
-            <w:tcW w:type="dxa" w:w="850"/>
+            <w:tcW w:type="dxa" w:w="680"/>
             <w:shd w:fill="d4efdf"/>
           </w:tcPr>
           <w:p>
@@ -2250,13 +2605,13 @@
                 <w:b/>
                 <w:sz w:val="18"/>
               </w:rPr>
-              <w:t>100%</w:t>
+              <w:t>19</w:t>
             </w:r>
           </w:p>
         </w:tc>
         <w:tc>
           <w:tcPr>
-            <w:tcW w:type="dxa" w:w="5953"/>
+            <w:tcW w:type="dxa" w:w="680"/>
             <w:shd w:fill="d4efdf"/>
           </w:tcPr>
           <w:p>
@@ -2267,7 +2622,24 @@
                 <w:b/>
                 <w:sz w:val="18"/>
               </w:rPr>
-              <w:t>16/16 项全部完成</w:t>
+              <w:t>19/19</w:t>
+            </w:r>
+          </w:p>
+        </w:tc>
+        <w:tc>
+          <w:tcPr>
+            <w:tcW w:type="dxa" w:w="5102"/>
+            <w:shd w:fill="d4efdf"/>
+          </w:tcPr>
+          <w:p>
+            <w:r/>
+            <w:r>
+              <w:rPr>
+                <w:rFonts w:ascii="Arial" w:hAnsi="Arial"/>
+                <w:b/>
+                <w:sz w:val="18"/>
+              </w:rPr>
+              <w:t>全部已完成</w:t>
             </w:r>
           </w:p>
         </w:tc>
